--- a/docs/DotaTrener_Документация.docx
+++ b/docs/DotaTrener_Документация.docx
@@ -2,6 +2,23 @@
 <file path=word/document.xml><?xml version="1.0" encoding="utf-8"?>
 <w:document xmlns:wpc="http://schemas.microsoft.com/office/word/2010/wordprocessingCanvas" xmlns:mo="http://schemas.microsoft.com/office/mac/office/2008/main" xmlns:mc="http://schemas.openxmlformats.org/markup-compatibility/2006" xmlns:mv="urn:schemas-microsoft-com:mac:vml" xmlns:o="urn:schemas-microsoft-com:office:office" xmlns:r="http://schemas.openxmlformats.org/officeDocument/2006/relationships" xmlns:m="http://schemas.openxmlformats.org/officeDocument/2006/math" xmlns:v="urn:schemas-microsoft-com:vml" xmlns:wp14="http://schemas.microsoft.com/office/word/2010/wordprocessingDrawing" xmlns:wp="http://schemas.openxmlformats.org/drawingml/2006/wordprocessingDrawing" xmlns:w10="urn:schemas-microsoft-com:office:word" xmlns:w="http://schemas.openxmlformats.org/wordprocessingml/2006/main" xmlns:w14="http://schemas.microsoft.com/office/word/2010/wordml" xmlns:wpg="http://schemas.microsoft.com/office/word/2010/wordprocessingGroup" xmlns:wpi="http://schemas.microsoft.com/office/word/2010/wordprocessingInk" xmlns:wne="http://schemas.microsoft.com/office/word/2006/wordml" xmlns:wps="http://schemas.microsoft.com/office/word/2010/wordprocessingShape" mc:Ignorable="w14 wp14">
   <w:body>
+    <w:p>
+      <w:pPr>
+        <w:jc w:val="center"/>
+      </w:pPr>
+      <w:r>
+        <w:rPr>
+          <w:rFonts w:ascii="Times New Roman" w:hAnsi="Times New Roman"/>
+          <w:b/>
+          <w:sz w:val="28"/>
+        </w:rPr>
+        <w:t>АВТОНОМНАЯ НЕКОММЕРЧЕСКАЯ ОРГАНИЗАЦИЯ ПРОФЕССИОНАЛЬНАЯ</w:t>
+        <w:br/>
+        <w:t>ОБРАЗОВАТЕЛЬНАЯ ОРГАНИЗАЦИЯ МОСКОВСКИЙ МЕЖДУНАРОДНЫЙ КОЛЛЕДЖ</w:t>
+        <w:br/>
+        <w:t>ЦИФРОВЫХ ТЕХНОЛОГИЙ «АКАДЕМИЯ ТОП»</w:t>
+      </w:r>
+    </w:p>
     <w:p/>
     <w:p/>
     <w:p/>
@@ -16,41 +33,69 @@
         <w:rPr>
           <w:rFonts w:ascii="Times New Roman" w:hAnsi="Times New Roman"/>
           <w:b/>
-          <w:sz w:val="44"/>
+          <w:sz w:val="32"/>
         </w:rPr>
-        <w:t>ТЕХНИЧЕСКАЯ ДОКУМЕНТАЦИЯ</w:t>
+        <w:t>Техническая документация</w:t>
+        <w:br/>
+        <w:t>к проекту</w:t>
+        <w:br/>
+        <w:t>«DotaTrener — платформа для поиска и взаимодействия с тренерами по Dota 2»</w:t>
       </w:r>
     </w:p>
     <w:p/>
+    <w:p/>
+    <w:p/>
+    <w:p/>
     <w:p>
       <w:pPr>
-        <w:jc w:val="center"/>
-      </w:pPr>
-      <w:r>
-        <w:rPr>
-          <w:rFonts w:ascii="Times New Roman" w:hAnsi="Times New Roman"/>
-          <w:b/>
-          <w:sz w:val="36"/>
-        </w:rPr>
-        <w:t>DotaTrener</w:t>
-      </w:r>
-    </w:p>
-    <w:p>
-      <w:pPr>
-        <w:jc w:val="center"/>
+        <w:jc w:val="right"/>
       </w:pPr>
       <w:r>
         <w:rPr>
           <w:rFonts w:ascii="Times New Roman" w:hAnsi="Times New Roman"/>
           <w:sz w:val="28"/>
         </w:rPr>
-        <w:t>Платформа для поиска и взаимодействия с тренерами по Dota 2</w:t>
+        <w:t>Работа студента</w:t>
+        <w:br/>
+        <w:t>Самойлов Артём Дмитриевич</w:t>
+        <w:br/>
+        <w:t>Обучающегося 9/1-РПО-24/1</w:t>
+      </w:r>
+    </w:p>
+    <w:p/>
+    <w:p>
+      <w:pPr>
+        <w:jc w:val="right"/>
+      </w:pPr>
+      <w:r>
+        <w:rPr>
+          <w:rFonts w:ascii="Times New Roman" w:hAnsi="Times New Roman"/>
+          <w:b/>
+          <w:sz w:val="28"/>
+        </w:rPr>
+        <w:t>Руководитель проекта</w:t>
+        <w:br/>
+        <w:t>Федюнин Михаил Александрович</w:t>
       </w:r>
     </w:p>
     <w:p/>
     <w:p/>
     <w:p/>
     <w:p/>
+    <w:p>
+      <w:pPr>
+        <w:jc w:val="left"/>
+      </w:pPr>
+      <w:r>
+        <w:rPr>
+          <w:rFonts w:ascii="Times New Roman" w:hAnsi="Times New Roman"/>
+          <w:sz w:val="28"/>
+        </w:rPr>
+        <w:t>Работа допущена к защите «___» _________2024г</w:t>
+        <w:br/>
+        <w:t>Подпись руководителя проекта ___________________ (________________)</w:t>
+      </w:r>
+    </w:p>
     <w:p/>
     <w:p/>
     <w:p>
@@ -60,12 +105,11 @@
       <w:r>
         <w:rPr>
           <w:rFonts w:ascii="Times New Roman" w:hAnsi="Times New Roman"/>
-          <w:i/>
           <w:sz w:val="28"/>
         </w:rPr>
-        <w:t>Версия 1.0</w:t>
+        <w:t>г. Оренбург</w:t>
         <w:br/>
-        <w:t>2026</w:t>
+        <w:t>2025 г.</w:t>
       </w:r>
     </w:p>
     <w:p>
@@ -91,7 +135,7 @@
           <w:rFonts w:ascii="Times New Roman" w:hAnsi="Times New Roman"/>
           <w:sz w:val="26"/>
         </w:rPr>
-        <w:t>Часть 1. Техническое задание (ГОСТ 19.201)</w:t>
+        <w:t>Часть 1. Техническое задание</w:t>
       </w:r>
     </w:p>
     <w:p>
@@ -103,7 +147,7 @@
           <w:rFonts w:ascii="Times New Roman" w:hAnsi="Times New Roman"/>
           <w:sz w:val="26"/>
         </w:rPr>
-        <w:t>Часть 2. Пояснительная записка (ГОСТ 19.404)</w:t>
+        <w:t>Часть 2. Пояснительная записка</w:t>
       </w:r>
     </w:p>
     <w:p>
@@ -115,7 +159,7 @@
           <w:rFonts w:ascii="Times New Roman" w:hAnsi="Times New Roman"/>
           <w:sz w:val="26"/>
         </w:rPr>
-        <w:t>Часть 3. Описание программы (ГОСТ 19.402)</w:t>
+        <w:t>Часть 3. Описание программы</w:t>
       </w:r>
     </w:p>
     <w:p>
@@ -127,7 +171,7 @@
           <w:rFonts w:ascii="Times New Roman" w:hAnsi="Times New Roman"/>
           <w:sz w:val="26"/>
         </w:rPr>
-        <w:t>Часть 4. Текст программы (ГОСТ 19.401)</w:t>
+        <w:t>Часть 4. Текст программы</w:t>
       </w:r>
     </w:p>
     <w:p>
@@ -139,19 +183,20 @@
           <w:rFonts w:ascii="Times New Roman" w:hAnsi="Times New Roman"/>
           <w:sz w:val="26"/>
         </w:rPr>
-        <w:t>Часть 5. Руководство пользователя (ГОСТ 19.505)</w:t>
+        <w:t>Часть 5. Руководство пользователя</w:t>
       </w:r>
     </w:p>
     <w:p>
       <w:pPr>
         <w:spacing w:before="80"/>
+        <w:jc w:val="center"/>
       </w:pPr>
       <w:r>
         <w:rPr>
           <w:rFonts w:ascii="Times New Roman" w:hAnsi="Times New Roman"/>
           <w:sz w:val="26"/>
         </w:rPr>
-        <w:t>Часть 6. Руководство программиста (ГОСТ 19.504)</w:t>
+        <w:t>Часть 6. Руководство программиста</w:t>
       </w:r>
     </w:p>
     <w:p>
@@ -168,33 +213,23 @@
         <w:t>ЧАСТЬ 1. ТЕХНИЧЕСКОЕ ЗАДАНИЕ</w:t>
       </w:r>
     </w:p>
+    <w:p/>
     <w:p>
       <w:pPr>
+        <w:pStyle w:val="Heading2"/>
         <w:jc w:val="center"/>
       </w:pPr>
       <w:r>
-        <w:rPr>
-          <w:i/>
-          <w:sz w:val="22"/>
-        </w:rPr>
-        <w:t>ГОСТ 19.201-78</w:t>
-      </w:r>
-    </w:p>
-    <w:p/>
-    <w:p>
-      <w:pPr>
-        <w:pStyle w:val="Heading2"/>
-      </w:pPr>
-      <w:r>
         <w:t>1. Назначение и область применения программы</w:t>
       </w:r>
     </w:p>
     <w:p>
       <w:pPr>
         <w:pStyle w:val="Heading3"/>
+        <w:jc w:val="center"/>
       </w:pPr>
       <w:r>
-        <w:t>1.1. Назначение программы</w:t>
+        <w:t>Назначение программы</w:t>
       </w:r>
     </w:p>
     <w:p>
@@ -235,9 +270,10 @@
     <w:p>
       <w:pPr>
         <w:pStyle w:val="Heading3"/>
+        <w:jc w:val="center"/>
       </w:pPr>
       <w:r>
-        <w:t>1.2. Область применения</w:t>
+        <w:t>Область применения</w:t>
       </w:r>
     </w:p>
     <w:p>
@@ -268,9 +304,10 @@
     <w:p>
       <w:pPr>
         <w:pStyle w:val="Heading3"/>
+        <w:jc w:val="center"/>
       </w:pPr>
       <w:r>
-        <w:t>1.3. Нормативные документы</w:t>
+        <w:t>Нормативные документы</w:t>
       </w:r>
     </w:p>
     <w:tbl>
@@ -332,7 +369,7 @@
                 <w:rFonts w:ascii="Times New Roman" w:hAnsi="Times New Roman"/>
                 <w:sz w:val="20"/>
               </w:rPr>
-              <w:t>ГОСТ 19.201-78</w:t>
+              <w:t>Техническое задание</w:t>
             </w:r>
           </w:p>
         </w:tc>
@@ -363,7 +400,7 @@
                 <w:rFonts w:ascii="Times New Roman" w:hAnsi="Times New Roman"/>
                 <w:sz w:val="20"/>
               </w:rPr>
-              <w:t>ГОСТ 19.404-78</w:t>
+              <w:t>Пояснительная записка</w:t>
             </w:r>
           </w:p>
         </w:tc>
@@ -394,7 +431,7 @@
                 <w:rFonts w:ascii="Times New Roman" w:hAnsi="Times New Roman"/>
                 <w:sz w:val="20"/>
               </w:rPr>
-              <w:t>ГОСТ 19.402-78</w:t>
+              <w:t>Описание программы</w:t>
             </w:r>
           </w:p>
         </w:tc>
@@ -425,7 +462,7 @@
                 <w:rFonts w:ascii="Times New Roman" w:hAnsi="Times New Roman"/>
                 <w:sz w:val="20"/>
               </w:rPr>
-              <w:t>ГОСТ 19.401-78</w:t>
+              <w:t>Текст программы</w:t>
             </w:r>
           </w:p>
         </w:tc>
@@ -456,7 +493,7 @@
                 <w:rFonts w:ascii="Times New Roman" w:hAnsi="Times New Roman"/>
                 <w:sz w:val="20"/>
               </w:rPr>
-              <w:t>ГОСТ 19.504-78</w:t>
+              <w:t>Руководство программиста</w:t>
             </w:r>
           </w:p>
         </w:tc>
@@ -487,7 +524,7 @@
                 <w:rFonts w:ascii="Times New Roman" w:hAnsi="Times New Roman"/>
                 <w:sz w:val="20"/>
               </w:rPr>
-              <w:t>ГОСТ 19.505-78</w:t>
+              <w:t>Руководство пользователя</w:t>
             </w:r>
           </w:p>
         </w:tc>
@@ -511,6 +548,7 @@
     <w:p>
       <w:pPr>
         <w:pStyle w:val="Heading2"/>
+        <w:jc w:val="center"/>
       </w:pPr>
       <w:r>
         <w:t>2. Требования к функционалу</w:t>
@@ -519,9 +557,10 @@
     <w:p>
       <w:pPr>
         <w:pStyle w:val="Heading3"/>
+        <w:jc w:val="center"/>
       </w:pPr>
       <w:r>
-        <w:t>2.1. Авторизация и аутентификация</w:t>
+        <w:t>Авторизация и аутентификация</w:t>
       </w:r>
     </w:p>
     <w:tbl>
@@ -732,9 +771,10 @@
     <w:p>
       <w:pPr>
         <w:pStyle w:val="Heading3"/>
+        <w:jc w:val="center"/>
       </w:pPr>
       <w:r>
-        <w:t>2.2. Профиль игрока</w:t>
+        <w:t>Профиль игрока</w:t>
       </w:r>
     </w:p>
     <w:tbl>
@@ -1036,9 +1076,10 @@
     <w:p>
       <w:pPr>
         <w:pStyle w:val="Heading3"/>
+        <w:jc w:val="center"/>
       </w:pPr>
       <w:r>
-        <w:t>2.3. Просмотр матчей</w:t>
+        <w:t>Просмотр матчей</w:t>
       </w:r>
     </w:p>
     <w:tbl>
@@ -1340,9 +1381,10 @@
     <w:p>
       <w:pPr>
         <w:pStyle w:val="Heading3"/>
+        <w:jc w:val="center"/>
       </w:pPr>
       <w:r>
-        <w:t>2.4. Тренеры</w:t>
+        <w:t>Тренеры</w:t>
       </w:r>
     </w:p>
     <w:tbl>
@@ -1688,9 +1730,10 @@
     <w:p>
       <w:pPr>
         <w:pStyle w:val="Heading3"/>
+        <w:jc w:val="center"/>
       </w:pPr>
       <w:r>
-        <w:t>2.5. Услуги тренера (для тренеров)</w:t>
+        <w:t>Услуги тренера (для тренеров)</w:t>
       </w:r>
     </w:p>
     <w:tbl>
@@ -1901,9 +1944,10 @@
     <w:p>
       <w:pPr>
         <w:pStyle w:val="Heading3"/>
+        <w:jc w:val="center"/>
       </w:pPr>
       <w:r>
-        <w:t>2.6. Видео тренера</w:t>
+        <w:t>Видео тренера</w:t>
       </w:r>
     </w:p>
     <w:tbl>
@@ -2114,9 +2158,10 @@
     <w:p>
       <w:pPr>
         <w:pStyle w:val="Heading3"/>
+        <w:jc w:val="center"/>
       </w:pPr>
       <w:r>
-        <w:t>2.7. Чат (мессенджер)</w:t>
+        <w:t>Чат (мессенджер)</w:t>
       </w:r>
     </w:p>
     <w:tbl>
@@ -2371,9 +2416,10 @@
     <w:p>
       <w:pPr>
         <w:pStyle w:val="Heading3"/>
+        <w:jc w:val="center"/>
       </w:pPr>
       <w:r>
-        <w:t>2.8. Заявки на становление тренером</w:t>
+        <w:t>Заявки на становление тренером</w:t>
       </w:r>
     </w:p>
     <w:tbl>
@@ -2584,9 +2630,10 @@
     <w:p>
       <w:pPr>
         <w:pStyle w:val="Heading3"/>
+        <w:jc w:val="center"/>
       </w:pPr>
       <w:r>
-        <w:t>2.9. Нефункциональные требования</w:t>
+        <w:t>Нефункциональные требования</w:t>
       </w:r>
     </w:p>
     <w:tbl>
@@ -2888,6 +2935,7 @@
     <w:p>
       <w:pPr>
         <w:pStyle w:val="Heading2"/>
+        <w:jc w:val="center"/>
       </w:pPr>
       <w:r>
         <w:t>3. Требования к надёжности</w:t>
@@ -3163,6 +3211,7 @@
     <w:p>
       <w:pPr>
         <w:pStyle w:val="Heading2"/>
+        <w:jc w:val="center"/>
       </w:pPr>
       <w:r>
         <w:t>4. Требования к оборудованию</w:t>
@@ -3171,9 +3220,10 @@
     <w:p>
       <w:pPr>
         <w:pStyle w:val="Heading3"/>
+        <w:jc w:val="center"/>
       </w:pPr>
       <w:r>
-        <w:t>4.1. Серверное оборудование</w:t>
+        <w:t>Серверное оборудование</w:t>
       </w:r>
     </w:p>
     <w:tbl>
@@ -3414,9 +3464,10 @@
     <w:p>
       <w:pPr>
         <w:pStyle w:val="Heading3"/>
+        <w:jc w:val="center"/>
       </w:pPr>
       <w:r>
-        <w:t>4.2. Клиентское оборудование</w:t>
+        <w:t>Клиентское оборудование</w:t>
       </w:r>
     </w:p>
     <w:tbl>
@@ -3595,6 +3646,7 @@
     <w:p>
       <w:pPr>
         <w:pStyle w:val="Heading2"/>
+        <w:jc w:val="center"/>
       </w:pPr>
       <w:r>
         <w:t>5. Этапы разработки</w:t>
@@ -3943,6 +3995,7 @@
     <w:p>
       <w:pPr>
         <w:pStyle w:val="Heading2"/>
+        <w:jc w:val="center"/>
       </w:pPr>
       <w:r>
         <w:t>6. Порядок контроля и приёмки</w:t>
@@ -3970,6 +4023,9 @@
     </w:p>
     <w:p/>
     <w:p>
+      <w:pPr>
+        <w:jc w:val="center"/>
+      </w:pPr>
       <w:r>
         <w:rPr>
           <w:b/>
@@ -4164,333 +4220,334 @@
         <w:t>ЧАСТЬ 2. ПОЯСНИТЕЛЬНАЯ ЗАПИСКА</w:t>
       </w:r>
     </w:p>
+    <w:p/>
     <w:p>
       <w:pPr>
+        <w:pStyle w:val="Heading2"/>
         <w:jc w:val="center"/>
       </w:pPr>
       <w:r>
-        <w:rPr>
-          <w:i/>
-          <w:sz w:val="22"/>
-        </w:rPr>
-        <w:t>ГОСТ 19.404-78</w:t>
-      </w:r>
-    </w:p>
-    <w:p/>
+        <w:t>1. Введение</w:t>
+      </w:r>
+    </w:p>
+    <w:p>
+      <w:pPr>
+        <w:pStyle w:val="Heading3"/>
+        <w:jc w:val="center"/>
+      </w:pPr>
+      <w:r>
+        <w:t>Актуальность</w:t>
+      </w:r>
+    </w:p>
+    <w:p>
+      <w:r>
+        <w:t>Dota 2 — одна из самых популярных киберспортивных дисциплин в мире с более чем 700 000 активных игроков ежедневно. Большинство игроков стремятся улучшить свои навыки, но не имеют доступа к квалифицированному коучингу.</w:t>
+      </w:r>
+    </w:p>
+    <w:p>
+      <w:r>
+        <w:t>DotaTrener решает эту проблему, предоставляя:</w:t>
+      </w:r>
+    </w:p>
+    <w:p>
+      <w:r>
+        <w:t>• Автоматизированный подбор тренеров на основе игровой статистики;</w:t>
+      </w:r>
+    </w:p>
+    <w:p>
+      <w:r>
+        <w:t>• Интеграцию со Steam API и Stratz API;</w:t>
+      </w:r>
+    </w:p>
+    <w:p>
+      <w:r>
+        <w:t>• Внутренний мессенджер для общения;</w:t>
+      </w:r>
+    </w:p>
+    <w:p>
+      <w:r>
+        <w:t>• Удобный инструмент для тренеров по продвижению услуг.</w:t>
+      </w:r>
+    </w:p>
+    <w:p>
+      <w:pPr>
+        <w:pStyle w:val="Heading3"/>
+        <w:jc w:val="center"/>
+      </w:pPr>
+      <w:r>
+        <w:t>Цель проекта</w:t>
+      </w:r>
+    </w:p>
+    <w:p>
+      <w:r>
+        <w:t>Разработать кроссплатформенное мобильное приложение (Web + Android) для поиска и взаимодействия с тренерами по Dota 2.</w:t>
+      </w:r>
+    </w:p>
     <w:p>
       <w:pPr>
         <w:pStyle w:val="Heading2"/>
+        <w:jc w:val="center"/>
       </w:pPr>
       <w:r>
-        <w:t>1. Введение</w:t>
+        <w:t>2. Назначение и область применения</w:t>
+      </w:r>
+    </w:p>
+    <w:p>
+      <w:r>
+        <w:t>DotaTrener — это программа для автоматизации процесса поиска и взаимодействия с тренерами по Dota 2.</w:t>
+      </w:r>
+    </w:p>
+    <w:p>
+      <w:r>
+        <w:t>Область применения: киберспортивный коучинг.</w:t>
+      </w:r>
+    </w:p>
+    <w:p>
+      <w:pPr>
+        <w:pStyle w:val="Heading2"/>
+        <w:jc w:val="center"/>
+      </w:pPr>
+      <w:r>
+        <w:t>3. Описание алгоритмов программы</w:t>
       </w:r>
     </w:p>
     <w:p>
       <w:pPr>
         <w:pStyle w:val="Heading3"/>
+        <w:jc w:val="center"/>
       </w:pPr>
       <w:r>
-        <w:t>1.1. Актуальность</w:t>
-      </w:r>
-    </w:p>
-    <w:p>
-      <w:r>
-        <w:t>Dota 2 — одна из самых популярных киберспортивных дисциплин в мире с более чем 700 000 активных игроков ежедневно. Большинство игроков стремятся улучшить свои навыки, но не имеют доступа к квалифицированному коучингу.</w:t>
-      </w:r>
-    </w:p>
-    <w:p>
-      <w:r>
-        <w:t>DotaTrener решает эту проблему, предоставляя:</w:t>
-      </w:r>
-    </w:p>
-    <w:p>
-      <w:r>
-        <w:t>• Автоматизированный подбор тренеров на основе игровой статистики;</w:t>
-      </w:r>
-    </w:p>
-    <w:p>
-      <w:r>
-        <w:t>• Интеграцию со Steam API и Stratz API;</w:t>
-      </w:r>
-    </w:p>
-    <w:p>
-      <w:r>
-        <w:t>• Внутренний мессенджер для общения;</w:t>
-      </w:r>
-    </w:p>
-    <w:p>
-      <w:r>
-        <w:t>• Удобный инструмент для тренеров по продвижению услуг.</w:t>
+        <w:t>Алгоритм авторизации через Steam</w:t>
+      </w:r>
+    </w:p>
+    <w:p>
+      <w:r>
+        <w:t>1. Пользователь нажимает "Войти через Steam"</w:t>
+      </w:r>
+    </w:p>
+    <w:p>
+      <w:r>
+        <w:t>2. Клиент перенаправляется на URL Steam OpenID</w:t>
+      </w:r>
+    </w:p>
+    <w:p>
+      <w:r>
+        <w:t>3. Steam перенаправляет пользователя обратно с параметрами</w:t>
+      </w:r>
+    </w:p>
+    <w:p>
+      <w:r>
+        <w:t>4. Сервер создаёт/обновляет профиль игрока</w:t>
+      </w:r>
+    </w:p>
+    <w:p>
+      <w:r>
+        <w:t>5. Клиент сохраняет токен</w:t>
+      </w:r>
+    </w:p>
+    <w:p>
+      <w:r>
+        <w:t>6. Пользователь перенаправляется на главный экран</w:t>
       </w:r>
     </w:p>
     <w:p>
       <w:pPr>
         <w:pStyle w:val="Heading3"/>
+        <w:jc w:val="center"/>
       </w:pPr>
       <w:r>
-        <w:t>1.2. Цель проекта</w:t>
-      </w:r>
-    </w:p>
-    <w:p>
-      <w:r>
-        <w:t>Разработать кроссплатформенное мобильное приложение (Web + Android) для поиска и взаимодействия с тренерами по Dota 2.</w:t>
+        <w:t>Алгоритм загрузки матчей</w:t>
+      </w:r>
+    </w:p>
+    <w:p>
+      <w:r>
+        <w:t>1. Клиент отправляет GET /api/coaching/my-matches/</w:t>
+      </w:r>
+    </w:p>
+    <w:p>
+      <w:r>
+        <w:t>2. Сервер проверяет наличие Stratz токена</w:t>
+      </w:r>
+    </w:p>
+    <w:p>
+      <w:r>
+        <w:t>3. Сервер отправляет запрос к Stratz GraphQL API</w:t>
+      </w:r>
+    </w:p>
+    <w:p>
+      <w:r>
+        <w:t>4. Сервер парсит ответ и формирует список матчей</w:t>
+      </w:r>
+    </w:p>
+    <w:p>
+      <w:r>
+        <w:t>5. Сервер возвращает JSON клиенту</w:t>
+      </w:r>
+    </w:p>
+    <w:p>
+      <w:r>
+        <w:t>6. Клиент отображает список</w:t>
+      </w:r>
+    </w:p>
+    <w:p>
+      <w:pPr>
+        <w:pStyle w:val="Heading3"/>
+        <w:jc w:val="center"/>
+      </w:pPr>
+      <w:r>
+        <w:t>Алгоритм отправки сообщения</w:t>
+      </w:r>
+    </w:p>
+    <w:p>
+      <w:r>
+        <w:t>1. Пользователь вводит текст и нажимает "Отправить"</w:t>
+      </w:r>
+    </w:p>
+    <w:p>
+      <w:r>
+        <w:t>2. Клиент отправляет POST /api/coaching/conversations/{id}/</w:t>
+      </w:r>
+    </w:p>
+    <w:p>
+      <w:r>
+        <w:t>3. Сервер создаёт объект Message</w:t>
+      </w:r>
+    </w:p>
+    <w:p>
+      <w:r>
+        <w:t>4. Сервер обновляет updated_at у Conversation</w:t>
+      </w:r>
+    </w:p>
+    <w:p>
+      <w:r>
+        <w:t>5. Сервер возвращает созданный объект Message</w:t>
+      </w:r>
+    </w:p>
+    <w:p>
+      <w:r>
+        <w:t>6. Клиент добавляет сообщение в список</w:t>
       </w:r>
     </w:p>
     <w:p>
       <w:pPr>
         <w:pStyle w:val="Heading2"/>
+        <w:jc w:val="center"/>
       </w:pPr>
       <w:r>
-        <w:t>2. Назначение и область применения</w:t>
-      </w:r>
-    </w:p>
-    <w:p>
-      <w:r>
-        <w:t>DotaTrener — это программа для автоматизации процесса поиска и взаимодействия с тренерами по Dota 2.</w:t>
-      </w:r>
-    </w:p>
-    <w:p>
-      <w:r>
-        <w:t>Область применения: киберспортивный коучинг.</w:t>
+        <w:t>4. Описание структуры программы</w:t>
+      </w:r>
+    </w:p>
+    <w:p>
+      <w:pPr>
+        <w:pStyle w:val="Heading3"/>
+        <w:jc w:val="center"/>
+      </w:pPr>
+      <w:r>
+        <w:t>Архитектура приложения</w:t>
+      </w:r>
+    </w:p>
+    <w:p>
+      <w:r>
+        <w:t>Приложение построено по архитектуре Client-Server:</w:t>
+      </w:r>
+    </w:p>
+    <w:p>
+      <w:r>
+        <w:t>• Клиент: React Native (Expo) + TypeScript</w:t>
+      </w:r>
+    </w:p>
+    <w:p>
+      <w:r>
+        <w:t>• Сервер: Django REST Framework + Python</w:t>
+      </w:r>
+    </w:p>
+    <w:p>
+      <w:r>
+        <w:t>• База данных: SQLite (разработка) / PostgreSQL (продакшен)</w:t>
+      </w:r>
+    </w:p>
+    <w:p>
+      <w:r>
+        <w:t>• Внешние API: Steam, Stratz, OpenDota</w:t>
+      </w:r>
+    </w:p>
+    <w:p>
+      <w:pPr>
+        <w:pStyle w:val="Heading3"/>
+        <w:jc w:val="center"/>
+      </w:pPr>
+      <w:r>
+        <w:t>Структура клиента</w:t>
+      </w:r>
+    </w:p>
+    <w:p>
+      <w:r>
+        <w:t>client/</w:t>
+      </w:r>
+    </w:p>
+    <w:p>
+      <w:r>
+        <w:t>├── app/ — Экраны (Expo Router, 18 файлов)</w:t>
+      </w:r>
+    </w:p>
+    <w:p>
+      <w:r>
+        <w:t>├── src/components/ — Переиспользуемые компоненты</w:t>
+      </w:r>
+    </w:p>
+    <w:p>
+      <w:r>
+        <w:t>├── src/lib/ — Утилиты (API, тема, токены)</w:t>
+      </w:r>
+    </w:p>
+    <w:p>
+      <w:r>
+        <w:t>├── src/hooks/ — Пользовательские хуки</w:t>
+      </w:r>
+    </w:p>
+    <w:p>
+      <w:r>
+        <w:t>└── src/types/ — TypeScript-типы</w:t>
+      </w:r>
+    </w:p>
+    <w:p>
+      <w:pPr>
+        <w:pStyle w:val="Heading3"/>
+        <w:jc w:val="center"/>
+      </w:pPr>
+      <w:r>
+        <w:t>Структура сервера</w:t>
+      </w:r>
+    </w:p>
+    <w:p>
+      <w:r>
+        <w:t>DotaTrener/</w:t>
+      </w:r>
+    </w:p>
+    <w:p>
+      <w:r>
+        <w:t>├── DotaTrener/ — Основной пакет Django</w:t>
+      </w:r>
+    </w:p>
+    <w:p>
+      <w:r>
+        <w:t>├── coaching/ — Приложение coaching (модели, API)</w:t>
+      </w:r>
+    </w:p>
+    <w:p>
+      <w:r>
+        <w:t>├── stratz_meta/ — Приложение Stratz</w:t>
+      </w:r>
+    </w:p>
+    <w:p>
+      <w:r>
+        <w:t>└── manage.py — Управление Django</w:t>
       </w:r>
     </w:p>
     <w:p>
       <w:pPr>
         <w:pStyle w:val="Heading2"/>
-      </w:pPr>
-      <w:r>
-        <w:t>3. Описание алгоритмов программы</w:t>
-      </w:r>
-    </w:p>
-    <w:p>
-      <w:pPr>
-        <w:pStyle w:val="Heading3"/>
-      </w:pPr>
-      <w:r>
-        <w:t>3.1. Алгоритм авторизации через Steam</w:t>
-      </w:r>
-    </w:p>
-    <w:p>
-      <w:r>
-        <w:t>1. Пользователь нажимает "Войти через Steam"</w:t>
-      </w:r>
-    </w:p>
-    <w:p>
-      <w:r>
-        <w:t>2. Клиент перенаправляется на URL Steam OpenID</w:t>
-      </w:r>
-    </w:p>
-    <w:p>
-      <w:r>
-        <w:t>3. Steam перенаправляет пользователя обратно с параметрами</w:t>
-      </w:r>
-    </w:p>
-    <w:p>
-      <w:r>
-        <w:t>4. Сервер создаёт/обновляет профиль игрока</w:t>
-      </w:r>
-    </w:p>
-    <w:p>
-      <w:r>
-        <w:t>5. Клиент сохраняет токен</w:t>
-      </w:r>
-    </w:p>
-    <w:p>
-      <w:r>
-        <w:t>6. Пользователь перенаправляется на главный экран</w:t>
-      </w:r>
-    </w:p>
-    <w:p>
-      <w:pPr>
-        <w:pStyle w:val="Heading3"/>
-      </w:pPr>
-      <w:r>
-        <w:t>3.2. Алгоритм загрузки матчей</w:t>
-      </w:r>
-    </w:p>
-    <w:p>
-      <w:r>
-        <w:t>1. Клиент отправляет GET /api/coaching/my-matches/</w:t>
-      </w:r>
-    </w:p>
-    <w:p>
-      <w:r>
-        <w:t>2. Сервер проверяет наличие Stratz токена</w:t>
-      </w:r>
-    </w:p>
-    <w:p>
-      <w:r>
-        <w:t>3. Сервер отправляет запрос к Stratz GraphQL API</w:t>
-      </w:r>
-    </w:p>
-    <w:p>
-      <w:r>
-        <w:t>4. Сервер парсит ответ и формирует список матчей</w:t>
-      </w:r>
-    </w:p>
-    <w:p>
-      <w:r>
-        <w:t>5. Сервер возвращает JSON клиенту</w:t>
-      </w:r>
-    </w:p>
-    <w:p>
-      <w:r>
-        <w:t>6. Клиент отображает список</w:t>
-      </w:r>
-    </w:p>
-    <w:p>
-      <w:pPr>
-        <w:pStyle w:val="Heading3"/>
-      </w:pPr>
-      <w:r>
-        <w:t>3.3. Алгоритм отправки сообщения</w:t>
-      </w:r>
-    </w:p>
-    <w:p>
-      <w:r>
-        <w:t>1. Пользователь вводит текст и нажимает "Отправить"</w:t>
-      </w:r>
-    </w:p>
-    <w:p>
-      <w:r>
-        <w:t>2. Клиент отправляет POST /api/coaching/conversations/{id}/</w:t>
-      </w:r>
-    </w:p>
-    <w:p>
-      <w:r>
-        <w:t>3. Сервер создаёт объект Message</w:t>
-      </w:r>
-    </w:p>
-    <w:p>
-      <w:r>
-        <w:t>4. Сервер обновляет updated_at у Conversation</w:t>
-      </w:r>
-    </w:p>
-    <w:p>
-      <w:r>
-        <w:t>5. Сервер возвращает созданный объект Message</w:t>
-      </w:r>
-    </w:p>
-    <w:p>
-      <w:r>
-        <w:t>6. Клиент добавляет сообщение в список</w:t>
-      </w:r>
-    </w:p>
-    <w:p>
-      <w:pPr>
-        <w:pStyle w:val="Heading2"/>
-      </w:pPr>
-      <w:r>
-        <w:t>4. Описание структуры программы</w:t>
-      </w:r>
-    </w:p>
-    <w:p>
-      <w:pPr>
-        <w:pStyle w:val="Heading3"/>
-      </w:pPr>
-      <w:r>
-        <w:t>4.1. Архитектура приложения</w:t>
-      </w:r>
-    </w:p>
-    <w:p>
-      <w:r>
-        <w:t>Приложение построено по архитектуре Client-Server:</w:t>
-      </w:r>
-    </w:p>
-    <w:p>
-      <w:r>
-        <w:t>• Клиент: React Native (Expo) + TypeScript</w:t>
-      </w:r>
-    </w:p>
-    <w:p>
-      <w:r>
-        <w:t>• Сервер: Django REST Framework + Python</w:t>
-      </w:r>
-    </w:p>
-    <w:p>
-      <w:r>
-        <w:t>• База данных: SQLite (разработка) / PostgreSQL (продакшен)</w:t>
-      </w:r>
-    </w:p>
-    <w:p>
-      <w:r>
-        <w:t>• Внешние API: Steam, Stratz, OpenDota</w:t>
-      </w:r>
-    </w:p>
-    <w:p>
-      <w:pPr>
-        <w:pStyle w:val="Heading3"/>
-      </w:pPr>
-      <w:r>
-        <w:t>4.2. Структура клиента</w:t>
-      </w:r>
-    </w:p>
-    <w:p>
-      <w:r>
-        <w:t>client/</w:t>
-      </w:r>
-    </w:p>
-    <w:p>
-      <w:r>
-        <w:t>├── app/ — Экраны (Expo Router, 18 файлов)</w:t>
-      </w:r>
-    </w:p>
-    <w:p>
-      <w:r>
-        <w:t>├── src/components/ — Переиспользуемые компоненты</w:t>
-      </w:r>
-    </w:p>
-    <w:p>
-      <w:r>
-        <w:t>├── src/lib/ — Утилиты (API, тема, токены)</w:t>
-      </w:r>
-    </w:p>
-    <w:p>
-      <w:r>
-        <w:t>├── src/hooks/ — Пользовательские хуки</w:t>
-      </w:r>
-    </w:p>
-    <w:p>
-      <w:r>
-        <w:t>└── src/types/ — TypeScript-типы</w:t>
-      </w:r>
-    </w:p>
-    <w:p>
-      <w:pPr>
-        <w:pStyle w:val="Heading3"/>
-      </w:pPr>
-      <w:r>
-        <w:t>4.3. Структура сервера</w:t>
-      </w:r>
-    </w:p>
-    <w:p>
-      <w:r>
-        <w:t>DotaTrener/</w:t>
-      </w:r>
-    </w:p>
-    <w:p>
-      <w:r>
-        <w:t>├── DotaTrener/ — Основной пакет Django</w:t>
-      </w:r>
-    </w:p>
-    <w:p>
-      <w:r>
-        <w:t>├── coaching/ — Приложение coaching (модели, API)</w:t>
-      </w:r>
-    </w:p>
-    <w:p>
-      <w:r>
-        <w:t>├── stratz_meta/ — Приложение Stratz</w:t>
-      </w:r>
-    </w:p>
-    <w:p>
-      <w:r>
-        <w:t>└── manage.py — Управление Django</w:t>
-      </w:r>
-    </w:p>
-    <w:p>
-      <w:pPr>
-        <w:pStyle w:val="Heading2"/>
+        <w:jc w:val="center"/>
       </w:pPr>
       <w:r>
         <w:t>5. Используемые технологии</w:t>
@@ -4977,6 +5034,7 @@
     <w:p>
       <w:pPr>
         <w:pStyle w:val="Heading2"/>
+        <w:jc w:val="center"/>
       </w:pPr>
       <w:r>
         <w:t>6. Результаты тестирования</w:t>
@@ -5518,58 +5576,49 @@
         <w:t>ЧАСТЬ 3. ОПИСАНИЕ ПРОГРАММЫ</w:t>
       </w:r>
     </w:p>
+    <w:p/>
     <w:p>
       <w:pPr>
+        <w:pStyle w:val="Heading2"/>
         <w:jc w:val="center"/>
       </w:pPr>
       <w:r>
-        <w:rPr>
-          <w:i/>
-          <w:sz w:val="22"/>
-        </w:rPr>
-        <w:t>ГОСТ 19.402-78</w:t>
-      </w:r>
-    </w:p>
-    <w:p/>
+        <w:t>1. Наименование программы</w:t>
+      </w:r>
+    </w:p>
+    <w:p>
+      <w:r>
+        <w:t>DotaTrener (сокращённо: Dota Trainer)</w:t>
+      </w:r>
+    </w:p>
+    <w:p>
+      <w:r>
+        <w:t>Версия: 1.0.0</w:t>
+      </w:r>
+    </w:p>
+    <w:p>
+      <w:r>
+        <w:t>Платформы: Web (React Native Web), Android</w:t>
+      </w:r>
+    </w:p>
     <w:p>
       <w:pPr>
         <w:pStyle w:val="Heading2"/>
+        <w:jc w:val="center"/>
       </w:pPr>
       <w:r>
-        <w:t>1. Наименование программы</w:t>
-      </w:r>
-    </w:p>
-    <w:p>
-      <w:r>
-        <w:t>DotaTrener (сокращённо: Dota Trainer)</w:t>
-      </w:r>
-    </w:p>
-    <w:p>
-      <w:r>
-        <w:t>Версия: 1.0.0</w:t>
-      </w:r>
-    </w:p>
-    <w:p>
-      <w:r>
-        <w:t>Платформы: Web (React Native Web), Android</w:t>
+        <w:t>2. Назначение программы</w:t>
+      </w:r>
+    </w:p>
+    <w:p>
+      <w:r>
+        <w:t>DotaTrener — это кроссплатформенное мобильное приложение для поиска, выбора и взаимодействия с тренерами по компьютерной игре Dota 2.</w:t>
       </w:r>
     </w:p>
     <w:p>
       <w:pPr>
         <w:pStyle w:val="Heading2"/>
-      </w:pPr>
-      <w:r>
-        <w:t>2. Назначение программы</w:t>
-      </w:r>
-    </w:p>
-    <w:p>
-      <w:r>
-        <w:t>DotaTrener — это кроссплатформенное мобильное приложение для поиска, выбора и взаимодействия с тренерами по компьютерной игре Dota 2.</w:t>
-      </w:r>
-    </w:p>
-    <w:p>
-      <w:pPr>
-        <w:pStyle w:val="Heading2"/>
+        <w:jc w:val="center"/>
       </w:pPr>
       <w:r>
         <w:t>3. Функции программы</w:t>
@@ -6100,6 +6149,7 @@
     <w:p>
       <w:pPr>
         <w:pStyle w:val="Heading2"/>
+        <w:jc w:val="center"/>
       </w:pPr>
       <w:r>
         <w:t>4. Условия выполнения программы</w:t>
@@ -6108,9 +6158,10 @@
     <w:p>
       <w:pPr>
         <w:pStyle w:val="Heading3"/>
+        <w:jc w:val="center"/>
       </w:pPr>
       <w:r>
-        <w:t>4.1. Аппаратные требования</w:t>
+        <w:t>Аппаратные требования</w:t>
       </w:r>
     </w:p>
     <w:p>
@@ -6167,12 +6218,16 @@
     <w:p>
       <w:pPr>
         <w:pStyle w:val="Heading3"/>
+        <w:jc w:val="center"/>
       </w:pPr>
       <w:r>
-        <w:t>4.2. Программные требования</w:t>
-      </w:r>
-    </w:p>
-    <w:p>
+        <w:t>Программные требования</w:t>
+      </w:r>
+    </w:p>
+    <w:p>
+      <w:pPr>
+        <w:jc w:val="center"/>
+      </w:pPr>
       <w:r>
         <w:rPr>
           <w:b/>
@@ -6203,6 +6258,7 @@
     <w:p>
       <w:pPr>
         <w:pStyle w:val="Heading2"/>
+        <w:jc w:val="center"/>
       </w:pPr>
       <w:r>
         <w:t>5. Входные и выходные данные</w:t>
@@ -6211,9 +6267,10 @@
     <w:p>
       <w:pPr>
         <w:pStyle w:val="Heading3"/>
+        <w:jc w:val="center"/>
       </w:pPr>
       <w:r>
-        <w:t>5.1. Входные данные</w:t>
+        <w:t>Входные данные</w:t>
       </w:r>
     </w:p>
     <w:tbl>
@@ -6559,9 +6616,10 @@
     <w:p>
       <w:pPr>
         <w:pStyle w:val="Heading3"/>
+        <w:jc w:val="center"/>
       </w:pPr>
       <w:r>
-        <w:t>5.2. Выходные данные</w:t>
+        <w:t>Выходные данные</w:t>
       </w:r>
     </w:p>
     <w:tbl>
@@ -6863,6 +6921,7 @@
     <w:p>
       <w:pPr>
         <w:pStyle w:val="Heading2"/>
+        <w:jc w:val="center"/>
       </w:pPr>
       <w:r>
         <w:t>6. Интерфейсы взаимодействия</w:t>
@@ -7586,33 +7645,23 @@
         <w:t>ЧАСТЬ 4. ТЕКСТ ПРОГРАММЫ</w:t>
       </w:r>
     </w:p>
+    <w:p/>
     <w:p>
       <w:pPr>
+        <w:pStyle w:val="Heading2"/>
         <w:jc w:val="center"/>
       </w:pPr>
       <w:r>
-        <w:rPr>
-          <w:i/>
-          <w:sz w:val="22"/>
-        </w:rPr>
-        <w:t>ГОСТ 19.401-78</w:t>
-      </w:r>
-    </w:p>
-    <w:p/>
-    <w:p>
-      <w:pPr>
-        <w:pStyle w:val="Heading2"/>
-      </w:pPr>
-      <w:r>
         <w:t>1. Общие сведения</w:t>
       </w:r>
     </w:p>
     <w:p>
       <w:pPr>
         <w:pStyle w:val="Heading3"/>
+        <w:jc w:val="center"/>
       </w:pPr>
       <w:r>
-        <w:t>1.1. Язык программирования</w:t>
+        <w:t>Язык программирования</w:t>
       </w:r>
     </w:p>
     <w:p>
@@ -7628,9 +7677,10 @@
     <w:p>
       <w:pPr>
         <w:pStyle w:val="Heading3"/>
+        <w:jc w:val="center"/>
       </w:pPr>
       <w:r>
-        <w:t>1.2. Объём исходного кода</w:t>
+        <w:t>Объём исходного кода</w:t>
       </w:r>
     </w:p>
     <w:tbl>
@@ -7932,6 +7982,7 @@
     <w:p>
       <w:pPr>
         <w:pStyle w:val="Heading2"/>
+        <w:jc w:val="center"/>
       </w:pPr>
       <w:r>
         <w:t>2. Описание модулей клиента</w:t>
@@ -7940,9 +7991,10 @@
     <w:p>
       <w:pPr>
         <w:pStyle w:val="Heading3"/>
+        <w:jc w:val="center"/>
       </w:pPr>
       <w:r>
-        <w:t>2.1. _layout.tsx — Корневой layout</w:t>
+        <w:t>_layout.tsx — Корневой layout</w:t>
       </w:r>
     </w:p>
     <w:p>
@@ -7963,9 +8015,10 @@
     <w:p>
       <w:pPr>
         <w:pStyle w:val="Heading3"/>
+        <w:jc w:val="center"/>
       </w:pPr>
       <w:r>
-        <w:t>2.2. index.tsx — Главный экран</w:t>
+        <w:t>index.tsx — Главный экран</w:t>
       </w:r>
     </w:p>
     <w:p>
@@ -7986,9 +8039,10 @@
     <w:p>
       <w:pPr>
         <w:pStyle w:val="Heading3"/>
+        <w:jc w:val="center"/>
       </w:pPr>
       <w:r>
-        <w:t>2.3. profile.tsx — Профиль</w:t>
+        <w:t>profile.tsx — Профиль</w:t>
       </w:r>
     </w:p>
     <w:p>
@@ -8009,9 +8063,10 @@
     <w:p>
       <w:pPr>
         <w:pStyle w:val="Heading3"/>
+        <w:jc w:val="center"/>
       </w:pPr>
       <w:r>
-        <w:t>2.4. coaches.tsx — Каталог тренеров</w:t>
+        <w:t>coaches.tsx — Каталог тренеров</w:t>
       </w:r>
     </w:p>
     <w:p>
@@ -8032,9 +8087,10 @@
     <w:p>
       <w:pPr>
         <w:pStyle w:val="Heading3"/>
+        <w:jc w:val="center"/>
       </w:pPr>
       <w:r>
-        <w:t>2.5. coach-detail.tsx — Страница тренера</w:t>
+        <w:t>coach-detail.tsx — Страница тренера</w:t>
       </w:r>
     </w:p>
     <w:p>
@@ -8055,9 +8111,10 @@
     <w:p>
       <w:pPr>
         <w:pStyle w:val="Heading3"/>
+        <w:jc w:val="center"/>
       </w:pPr>
       <w:r>
-        <w:t>2.6. matches.tsx — Список матчей</w:t>
+        <w:t>matches.tsx — Список матчей</w:t>
       </w:r>
     </w:p>
     <w:p>
@@ -8078,9 +8135,10 @@
     <w:p>
       <w:pPr>
         <w:pStyle w:val="Heading3"/>
+        <w:jc w:val="center"/>
       </w:pPr>
       <w:r>
-        <w:t>2.7. match-detail.tsx — Детали матча</w:t>
+        <w:t>match-detail.tsx — Детали матча</w:t>
       </w:r>
     </w:p>
     <w:p>
@@ -8101,9 +8159,10 @@
     <w:p>
       <w:pPr>
         <w:pStyle w:val="Heading3"/>
+        <w:jc w:val="center"/>
       </w:pPr>
       <w:r>
-        <w:t>2.8. chat.tsx — Чат</w:t>
+        <w:t>chat.tsx — Чат</w:t>
       </w:r>
     </w:p>
     <w:p>
@@ -8124,9 +8183,10 @@
     <w:p>
       <w:pPr>
         <w:pStyle w:val="Heading3"/>
+        <w:jc w:val="center"/>
       </w:pPr>
       <w:r>
-        <w:t>2.9. conversations.tsx — Список бесед</w:t>
+        <w:t>conversations.tsx — Список бесед</w:t>
       </w:r>
     </w:p>
     <w:p>
@@ -8147,9 +8207,10 @@
     <w:p>
       <w:pPr>
         <w:pStyle w:val="Heading3"/>
+        <w:jc w:val="center"/>
       </w:pPr>
       <w:r>
-        <w:t>2.10. my-services.tsx — Услуги тренера</w:t>
+        <w:t>my-services.tsx — Услуги тренера</w:t>
       </w:r>
     </w:p>
     <w:p>
@@ -8170,9 +8231,10 @@
     <w:p>
       <w:pPr>
         <w:pStyle w:val="Heading3"/>
+        <w:jc w:val="center"/>
       </w:pPr>
       <w:r>
-        <w:t>2.11. Остальные экраны</w:t>
+        <w:t>Остальные экраны</w:t>
       </w:r>
     </w:p>
     <w:p>
@@ -8208,6 +8270,7 @@
     <w:p>
       <w:pPr>
         <w:pStyle w:val="Heading2"/>
+        <w:jc w:val="center"/>
       </w:pPr>
       <w:r>
         <w:t>3. Описание модулей сервера</w:t>
@@ -8216,9 +8279,10 @@
     <w:p>
       <w:pPr>
         <w:pStyle w:val="Heading3"/>
+        <w:jc w:val="center"/>
       </w:pPr>
       <w:r>
-        <w:t>3.1. coaching/models.py — Модели данных</w:t>
+        <w:t>coaching/models.py — Модели данных</w:t>
       </w:r>
     </w:p>
     <w:p>
@@ -8239,9 +8303,10 @@
     <w:p>
       <w:pPr>
         <w:pStyle w:val="Heading3"/>
+        <w:jc w:val="center"/>
       </w:pPr>
       <w:r>
-        <w:t>3.2. coaching/views.py — API-представления</w:t>
+        <w:t>coaching/views.py — API-представления</w:t>
       </w:r>
     </w:p>
     <w:p>
@@ -8262,9 +8327,10 @@
     <w:p>
       <w:pPr>
         <w:pStyle w:val="Heading3"/>
+        <w:jc w:val="center"/>
       </w:pPr>
       <w:r>
-        <w:t>3.3. coaching/serializers.py — Сериализаторы</w:t>
+        <w:t>coaching/serializers.py — Сериализаторы</w:t>
       </w:r>
     </w:p>
     <w:p>
@@ -8280,9 +8346,10 @@
     <w:p>
       <w:pPr>
         <w:pStyle w:val="Heading3"/>
+        <w:jc w:val="center"/>
       </w:pPr>
       <w:r>
-        <w:t>3.4. coaching/auth_views.py — Авторизация</w:t>
+        <w:t>coaching/auth_views.py — Авторизация</w:t>
       </w:r>
     </w:p>
     <w:p>
@@ -8303,6 +8370,7 @@
     <w:p>
       <w:pPr>
         <w:pStyle w:val="Heading2"/>
+        <w:jc w:val="center"/>
       </w:pPr>
       <w:r>
         <w:t>4. Вспомогательные утилиты</w:t>
@@ -8311,9 +8379,10 @@
     <w:p>
       <w:pPr>
         <w:pStyle w:val="Heading3"/>
+        <w:jc w:val="center"/>
       </w:pPr>
       <w:r>
-        <w:t>4.1. token-storage.ts</w:t>
+        <w:t>token-storage.ts</w:t>
       </w:r>
     </w:p>
     <w:p>
@@ -8334,9 +8403,10 @@
     <w:p>
       <w:pPr>
         <w:pStyle w:val="Heading3"/>
+        <w:jc w:val="center"/>
       </w:pPr>
       <w:r>
-        <w:t>4.2. api.ts</w:t>
+        <w:t>api.ts</w:t>
       </w:r>
     </w:p>
     <w:p>
@@ -8357,9 +8427,10 @@
     <w:p>
       <w:pPr>
         <w:pStyle w:val="Heading3"/>
+        <w:jc w:val="center"/>
       </w:pPr>
       <w:r>
-        <w:t>4.3. theme.ts</w:t>
+        <w:t>theme.ts</w:t>
       </w:r>
     </w:p>
     <w:p>
@@ -8380,9 +8451,10 @@
     <w:p>
       <w:pPr>
         <w:pStyle w:val="Heading3"/>
+        <w:jc w:val="center"/>
       </w:pPr>
       <w:r>
-        <w:t>4.4. rank-label.ts</w:t>
+        <w:t>rank-label.ts</w:t>
       </w:r>
     </w:p>
     <w:p>
@@ -8403,6 +8475,7 @@
     <w:p>
       <w:pPr>
         <w:pStyle w:val="Heading2"/>
+        <w:jc w:val="center"/>
       </w:pPr>
       <w:r>
         <w:t>5. Используемые библиотеки</w:t>
@@ -8411,9 +8484,10 @@
     <w:p>
       <w:pPr>
         <w:pStyle w:val="Heading3"/>
+        <w:jc w:val="center"/>
       </w:pPr>
       <w:r>
-        <w:t>5.1. Frontend</w:t>
+        <w:t>Frontend</w:t>
       </w:r>
     </w:p>
     <w:tbl>
@@ -8716,9 +8790,10 @@
     <w:p>
       <w:pPr>
         <w:pStyle w:val="Heading3"/>
+        <w:jc w:val="center"/>
       </w:pPr>
       <w:r>
-        <w:t>5.2. Backend</w:t>
+        <w:t>Backend</w:t>
       </w:r>
     </w:p>
     <w:tbl>
@@ -8940,33 +9015,23 @@
         <w:t>ЧАСТЬ 5. РУКОВОДСТВО ПОЛЬЗОВАТЕЛЯ</w:t>
       </w:r>
     </w:p>
+    <w:p/>
     <w:p>
       <w:pPr>
+        <w:pStyle w:val="Heading2"/>
         <w:jc w:val="center"/>
       </w:pPr>
       <w:r>
-        <w:rPr>
-          <w:i/>
-          <w:sz w:val="22"/>
-        </w:rPr>
-        <w:t>ГОСТ 19.505-78</w:t>
-      </w:r>
-    </w:p>
-    <w:p/>
-    <w:p>
-      <w:pPr>
-        <w:pStyle w:val="Heading2"/>
-      </w:pPr>
-      <w:r>
         <w:t>1. Введение</w:t>
       </w:r>
     </w:p>
     <w:p>
       <w:pPr>
         <w:pStyle w:val="Heading3"/>
+        <w:jc w:val="center"/>
       </w:pPr>
       <w:r>
-        <w:t>1.1. Назначение программы</w:t>
+        <w:t>Назначение программы</w:t>
       </w:r>
     </w:p>
     <w:p>
@@ -9002,9 +9067,10 @@
     <w:p>
       <w:pPr>
         <w:pStyle w:val="Heading3"/>
+        <w:jc w:val="center"/>
       </w:pPr>
       <w:r>
-        <w:t>1.2. Системные требования</w:t>
+        <w:t>Системные требования</w:t>
       </w:r>
     </w:p>
     <w:p>
@@ -9046,6 +9112,7 @@
     <w:p>
       <w:pPr>
         <w:pStyle w:val="Heading2"/>
+        <w:jc w:val="center"/>
       </w:pPr>
       <w:r>
         <w:t>2. Установка и запуск</w:t>
@@ -9054,9 +9121,10 @@
     <w:p>
       <w:pPr>
         <w:pStyle w:val="Heading3"/>
+        <w:jc w:val="center"/>
       </w:pPr>
       <w:r>
-        <w:t>2.1. Web-версия</w:t>
+        <w:t>Web-версия</w:t>
       </w:r>
     </w:p>
     <w:p>
@@ -9077,9 +9145,10 @@
     <w:p>
       <w:pPr>
         <w:pStyle w:val="Heading3"/>
+        <w:jc w:val="center"/>
       </w:pPr>
       <w:r>
-        <w:t>2.2. Android-версия</w:t>
+        <w:t>Android-версия</w:t>
       </w:r>
     </w:p>
     <w:p>
@@ -9110,6 +9179,7 @@
     <w:p>
       <w:pPr>
         <w:pStyle w:val="Heading2"/>
+        <w:jc w:val="center"/>
       </w:pPr>
       <w:r>
         <w:t>3. Работа с программой</w:t>
@@ -9118,9 +9188,10 @@
     <w:p>
       <w:pPr>
         <w:pStyle w:val="Heading3"/>
+        <w:jc w:val="center"/>
       </w:pPr>
       <w:r>
-        <w:t>3.1. Авторизация</w:t>
+        <w:t>Авторизация</w:t>
       </w:r>
     </w:p>
     <w:p>
@@ -9159,9 +9230,10 @@
     <w:p>
       <w:pPr>
         <w:pStyle w:val="Heading3"/>
+        <w:jc w:val="center"/>
       </w:pPr>
       <w:r>
-        <w:t>3.2. Профиль</w:t>
+        <w:t>Профиль</w:t>
       </w:r>
     </w:p>
     <w:p>
@@ -9236,9 +9308,10 @@
     <w:p>
       <w:pPr>
         <w:pStyle w:val="Heading3"/>
+        <w:jc w:val="center"/>
       </w:pPr>
       <w:r>
-        <w:t>3.3. Просмотр матчей</w:t>
+        <w:t>Просмотр матчей</w:t>
       </w:r>
     </w:p>
     <w:p>
@@ -9259,9 +9332,10 @@
     <w:p>
       <w:pPr>
         <w:pStyle w:val="Heading3"/>
+        <w:jc w:val="center"/>
       </w:pPr>
       <w:r>
-        <w:t>3.4. Каталог тренеров</w:t>
+        <w:t>Каталог тренеров</w:t>
       </w:r>
     </w:p>
     <w:p>
@@ -9282,9 +9356,10 @@
     <w:p>
       <w:pPr>
         <w:pStyle w:val="Heading3"/>
+        <w:jc w:val="center"/>
       </w:pPr>
       <w:r>
-        <w:t>3.5. Запись на услугу</w:t>
+        <w:t>Запись на услугу</w:t>
       </w:r>
     </w:p>
     <w:p>
@@ -9305,9 +9380,10 @@
     <w:p>
       <w:pPr>
         <w:pStyle w:val="Heading3"/>
+        <w:jc w:val="center"/>
       </w:pPr>
       <w:r>
-        <w:t>3.6. Чат</w:t>
+        <w:t>Чат</w:t>
       </w:r>
     </w:p>
     <w:p>
@@ -9328,9 +9404,10 @@
     <w:p>
       <w:pPr>
         <w:pStyle w:val="Heading3"/>
+        <w:jc w:val="center"/>
       </w:pPr>
       <w:r>
-        <w:t>3.7. Отзывы</w:t>
+        <w:t>Отзывы</w:t>
       </w:r>
     </w:p>
     <w:p>
@@ -9356,12 +9433,16 @@
     <w:p>
       <w:pPr>
         <w:pStyle w:val="Heading3"/>
+        <w:jc w:val="center"/>
       </w:pPr>
       <w:r>
-        <w:t>3.8. Услуги тренера</w:t>
-      </w:r>
-    </w:p>
-    <w:p>
+        <w:t>Услуги тренера</w:t>
+      </w:r>
+    </w:p>
+    <w:p>
+      <w:pPr>
+        <w:jc w:val="center"/>
+      </w:pPr>
       <w:r>
         <w:rPr>
           <w:b/>
@@ -9392,9 +9473,10 @@
     <w:p>
       <w:pPr>
         <w:pStyle w:val="Heading3"/>
+        <w:jc w:val="center"/>
       </w:pPr>
       <w:r>
-        <w:t>3.9. Stratz API токен</w:t>
+        <w:t>Stratz API токен</w:t>
       </w:r>
     </w:p>
     <w:p>
@@ -9425,6 +9507,7 @@
     <w:p>
       <w:pPr>
         <w:pStyle w:val="Heading2"/>
+        <w:jc w:val="center"/>
       </w:pPr>
       <w:r>
         <w:t>4. Описание интерфейса</w:t>
@@ -9433,9 +9516,10 @@
     <w:p>
       <w:pPr>
         <w:pStyle w:val="Heading3"/>
+        <w:jc w:val="center"/>
       </w:pPr>
       <w:r>
-        <w:t>4.1. Главный экран</w:t>
+        <w:t>Главный экран</w:t>
       </w:r>
     </w:p>
     <w:p>
@@ -9461,9 +9545,10 @@
     <w:p>
       <w:pPr>
         <w:pStyle w:val="Heading3"/>
+        <w:jc w:val="center"/>
       </w:pPr>
       <w:r>
-        <w:t>4.2. Профиль</w:t>
+        <w:t>Профиль</w:t>
       </w:r>
     </w:p>
     <w:p>
@@ -9494,9 +9579,10 @@
     <w:p>
       <w:pPr>
         <w:pStyle w:val="Heading3"/>
+        <w:jc w:val="center"/>
       </w:pPr>
       <w:r>
-        <w:t>4.3. Чат</w:t>
+        <w:t>Чат</w:t>
       </w:r>
     </w:p>
     <w:p>
@@ -9522,6 +9608,7 @@
     <w:p>
       <w:pPr>
         <w:pStyle w:val="Heading2"/>
+        <w:jc w:val="center"/>
       </w:pPr>
       <w:r>
         <w:t>5. Возможные ошибки</w:t>
@@ -9530,9 +9617,10 @@
     <w:p>
       <w:pPr>
         <w:pStyle w:val="Heading3"/>
+        <w:jc w:val="center"/>
       </w:pPr>
       <w:r>
-        <w:t>5.1. Ошибки авторизации</w:t>
+        <w:t>Ошибки авторизации</w:t>
       </w:r>
     </w:p>
     <w:tbl>
@@ -9696,9 +9784,10 @@
     <w:p>
       <w:pPr>
         <w:pStyle w:val="Heading3"/>
+        <w:jc w:val="center"/>
       </w:pPr>
       <w:r>
-        <w:t>5.2. Ошибки загрузки данных</w:t>
+        <w:t>Ошибки загрузки данных</w:t>
       </w:r>
     </w:p>
     <w:tbl>
@@ -9909,9 +9998,10 @@
     <w:p>
       <w:pPr>
         <w:pStyle w:val="Heading3"/>
+        <w:jc w:val="center"/>
       </w:pPr>
       <w:r>
-        <w:t>5.3. Ошибки отправки</w:t>
+        <w:t>Ошибки отправки</w:t>
       </w:r>
     </w:p>
     <w:tbl>
@@ -10086,33 +10176,23 @@
         <w:t>ЧАСТЬ 6. РУКОВОДСТВО ПРОГРАММИСТА</w:t>
       </w:r>
     </w:p>
+    <w:p/>
     <w:p>
       <w:pPr>
+        <w:pStyle w:val="Heading2"/>
         <w:jc w:val="center"/>
       </w:pPr>
       <w:r>
-        <w:rPr>
-          <w:i/>
-          <w:sz w:val="22"/>
-        </w:rPr>
-        <w:t>ГОСТ 19.504-78</w:t>
-      </w:r>
-    </w:p>
-    <w:p/>
-    <w:p>
-      <w:pPr>
-        <w:pStyle w:val="Heading2"/>
-      </w:pPr>
-      <w:r>
         <w:t>1. Структура проекта</w:t>
       </w:r>
     </w:p>
     <w:p>
       <w:pPr>
         <w:pStyle w:val="Heading3"/>
+        <w:jc w:val="center"/>
       </w:pPr>
       <w:r>
-        <w:t>1.1. Общая структура</w:t>
+        <w:t>Общая структура</w:t>
       </w:r>
     </w:p>
     <w:p>
@@ -10203,9 +10283,10 @@
     <w:p>
       <w:pPr>
         <w:pStyle w:val="Heading3"/>
+        <w:jc w:val="center"/>
       </w:pPr>
       <w:r>
-        <w:t>1.2. Описание каталогов</w:t>
+        <w:t>Описание каталогов</w:t>
       </w:r>
     </w:p>
     <w:tbl>
@@ -10416,6 +10497,7 @@
     <w:p>
       <w:pPr>
         <w:pStyle w:val="Heading2"/>
+        <w:jc w:val="center"/>
       </w:pPr>
       <w:r>
         <w:t>2. Используемые библиотеки</w:t>
@@ -10424,9 +10506,10 @@
     <w:p>
       <w:pPr>
         <w:pStyle w:val="Heading3"/>
+        <w:jc w:val="center"/>
       </w:pPr>
       <w:r>
-        <w:t>2.1. Frontend</w:t>
+        <w:t>Frontend</w:t>
       </w:r>
     </w:p>
     <w:tbl>
@@ -10863,9 +10946,10 @@
     <w:p>
       <w:pPr>
         <w:pStyle w:val="Heading3"/>
+        <w:jc w:val="center"/>
       </w:pPr>
       <w:r>
-        <w:t>2.2. Backend</w:t>
+        <w:t>Backend</w:t>
       </w:r>
     </w:p>
     <w:tbl>
@@ -11167,6 +11251,7 @@
     <w:p>
       <w:pPr>
         <w:pStyle w:val="Heading2"/>
+        <w:jc w:val="center"/>
       </w:pPr>
       <w:r>
         <w:t>3. Настройка окружения</w:t>
@@ -11175,9 +11260,10 @@
     <w:p>
       <w:pPr>
         <w:pStyle w:val="Heading3"/>
+        <w:jc w:val="center"/>
       </w:pPr>
       <w:r>
-        <w:t>3.1. Требования к системе</w:t>
+        <w:t>Требования к системе</w:t>
       </w:r>
     </w:p>
     <w:p>
@@ -11208,9 +11294,10 @@
     <w:p>
       <w:pPr>
         <w:pStyle w:val="Heading3"/>
+        <w:jc w:val="center"/>
       </w:pPr>
       <w:r>
-        <w:t>3.2. Установка зависимостей</w:t>
+        <w:t>Установка зависимостей</w:t>
       </w:r>
     </w:p>
     <w:p>
@@ -11288,9 +11375,10 @@
     <w:p>
       <w:pPr>
         <w:pStyle w:val="Heading3"/>
+        <w:jc w:val="center"/>
       </w:pPr>
       <w:r>
-        <w:t>3.3. Переменные окружения</w:t>
+        <w:t>Переменные окружения</w:t>
       </w:r>
     </w:p>
     <w:p>
@@ -11321,6 +11409,7 @@
     <w:p>
       <w:pPr>
         <w:pStyle w:val="Heading2"/>
+        <w:jc w:val="center"/>
       </w:pPr>
       <w:r>
         <w:t>4. Сборка и модификация</w:t>
@@ -11329,9 +11418,10 @@
     <w:p>
       <w:pPr>
         <w:pStyle w:val="Heading3"/>
+        <w:jc w:val="center"/>
       </w:pPr>
       <w:r>
-        <w:t>4.1. Сборка клиента</w:t>
+        <w:t>Сборка клиента</w:t>
       </w:r>
     </w:p>
     <w:p>
@@ -11384,9 +11474,10 @@
     <w:p>
       <w:pPr>
         <w:pStyle w:val="Heading3"/>
+        <w:jc w:val="center"/>
       </w:pPr>
       <w:r>
-        <w:t>4.2. Добавление нового экрана</w:t>
+        <w:t>Добавление нового экрана</w:t>
       </w:r>
     </w:p>
     <w:p>
@@ -11407,9 +11498,10 @@
     <w:p>
       <w:pPr>
         <w:pStyle w:val="Heading3"/>
+        <w:jc w:val="center"/>
       </w:pPr>
       <w:r>
-        <w:t>4.3. Добавление нового API-эндпоинта</w:t>
+        <w:t>Добавление нового API-эндпоинта</w:t>
       </w:r>
     </w:p>
     <w:p>
@@ -11430,6 +11522,7 @@
     <w:p>
       <w:pPr>
         <w:pStyle w:val="Heading2"/>
+        <w:jc w:val="center"/>
       </w:pPr>
       <w:r>
         <w:t>5. Архитектура приложения</w:t>
@@ -11438,9 +11531,10 @@
     <w:p>
       <w:pPr>
         <w:pStyle w:val="Heading3"/>
+        <w:jc w:val="center"/>
       </w:pPr>
       <w:r>
-        <w:t>5.1. Паттерн проектирования</w:t>
+        <w:t>Паттерн проектирования</w:t>
       </w:r>
     </w:p>
     <w:p>
@@ -11466,9 +11560,10 @@
     <w:p>
       <w:pPr>
         <w:pStyle w:val="Heading3"/>
+        <w:jc w:val="center"/>
       </w:pPr>
       <w:r>
-        <w:t>5.2. Потоки данных</w:t>
+        <w:t>Потоки данных</w:t>
       </w:r>
     </w:p>
     <w:p>
@@ -11484,6 +11579,7 @@
     <w:p>
       <w:pPr>
         <w:pStyle w:val="Heading2"/>
+        <w:jc w:val="center"/>
       </w:pPr>
       <w:r>
         <w:t>6. Тестирование</w:t>
@@ -11492,9 +11588,10 @@
     <w:p>
       <w:pPr>
         <w:pStyle w:val="Heading3"/>
+        <w:jc w:val="center"/>
       </w:pPr>
       <w:r>
-        <w:t>6.1. Запуск тестов</w:t>
+        <w:t>Запуск тестов</w:t>
       </w:r>
     </w:p>
     <w:p>
@@ -11547,6 +11644,7 @@
     <w:p>
       <w:pPr>
         <w:pStyle w:val="Heading2"/>
+        <w:jc w:val="center"/>
       </w:pPr>
       <w:r>
         <w:t>7. Git Workflow</w:t>
